--- a/files/zarnica/metodicheskie-rekomendacii-zarnica.docx
+++ b/files/zarnica/metodicheskie-rekomendacii-zarnica.docx
@@ -3169,7 +3169,7 @@
           <w:sz w:val="24"/>
           <w:szCs w:val="24"/>
         </w:rPr>
-        <w:t xml:space="preserve">Подробно — «Памятка наставника и родителей» и инструкции организаторов на странице «Зарница 2.0».</w:t>
+        <w:t xml:space="preserve">Подробно — «Памятка наставника и родителей» и инструкции организаторов на сайте Игры зарница.будьвдвижении.рф.</w:t>
       </w:r>
     </w:p>
     <w:p>
